--- a/docs/TIRDO-Response-Stakeholder-Feedback-System-EN.docx
+++ b/docs/TIRDO-Response-Stakeholder-Feedback-System-EN.docx
@@ -38,7 +38,7 @@
         <w:pBdr>
           <w:bottom w:val="single" w:color="F2C500" w:sz="18" w:space="8"/>
         </w:pBdr>
-        <w:spacing w:after="220"/>
+        <w:spacing w:after="150"/>
         <w:jc w:val="center"/>
       </w:pPr>
       <w:r>
@@ -256,7 +256,7 @@
     </w:tbl>
     <w:p>
       <w:pPr>
-        <w:spacing w:after="180" w:before="160"/>
+        <w:spacing w:after="120" w:before="110"/>
       </w:pPr>
       <w:r>
         <w:rPr>
@@ -281,7 +281,7 @@
     </w:p>
     <w:p>
       <w:pPr>
-        <w:spacing w:after="150"/>
+        <w:spacing w:after="90"/>
       </w:pPr>
       <w:r>
         <w:rPr>
@@ -294,7 +294,7 @@
     </w:p>
     <w:p>
       <w:pPr>
-        <w:spacing w:after="150"/>
+        <w:spacing w:after="90"/>
       </w:pPr>
       <w:r>
         <w:rPr>
@@ -312,7 +312,7 @@
           <w:ilvl w:val="0"/>
           <w:numId w:val="2"/>
         </w:numPr>
-        <w:spacing w:after="80"/>
+        <w:spacing w:after="54"/>
       </w:pPr>
       <w:r>
         <w:rPr>
@@ -330,7 +330,7 @@
           <w:sz w:val="22"/>
           <w:szCs w:val="22"/>
         </w:rPr>
-        <w:t xml:space="preserve">a feedback page lets stakeholders in the industrial sector rate TIRDO services (1–5) and submit a compliment, complaint, suggestion or enquiry against a specific service area; each submission is stored and the responsible team is notified by email.</w:t>
+        <w:t xml:space="preserve">a feedback page was incorporated and allows stakeholders in the industrial sector to rate TIRDO services (1–5) and submit a compliment, complaint, suggestion or enquiry against a specific service area; each submission is stored and the responsible team is notified by email.</w:t>
       </w:r>
     </w:p>
     <w:p>
@@ -340,7 +340,7 @@
           <w:ilvl w:val="0"/>
           <w:numId w:val="2"/>
         </w:numPr>
-        <w:spacing w:after="80"/>
+        <w:spacing w:after="54"/>
       </w:pPr>
       <w:r>
         <w:rPr>
@@ -368,7 +368,7 @@
           <w:ilvl w:val="0"/>
           <w:numId w:val="2"/>
         </w:numPr>
-        <w:spacing w:after="80"/>
+        <w:spacing w:after="54"/>
       </w:pPr>
       <w:r>
         <w:rPr>
@@ -386,7 +386,7 @@
           <w:sz w:val="22"/>
           <w:szCs w:val="22"/>
         </w:rPr>
-        <w:t xml:space="preserve">published, setting out service standards, turnaround times, and client rights and responsibilities. It is available in English and Kiswahili, and management can edit it directly in the system without a technical change.</w:t>
+        <w:t xml:space="preserve">is now published, setting out service standards, turnaround times, and client rights and responsibilities. It is available in English and Kiswahili, and management can edit it directly in the system without a technical change.</w:t>
       </w:r>
     </w:p>
     <w:p>
@@ -396,7 +396,7 @@
           <w:ilvl w:val="0"/>
           <w:numId w:val="2"/>
         </w:numPr>
-        <w:spacing w:after="80"/>
+        <w:spacing w:after="54"/>
       </w:pPr>
       <w:r>
         <w:rPr>
@@ -414,7 +414,7 @@
           <w:sz w:val="22"/>
           <w:szCs w:val="22"/>
         </w:rPr>
-        <w:t xml:space="preserve">staff triage each submission, record a response and mark it resolved; every action is captured in a tamper-evident audit log.</w:t>
+        <w:t xml:space="preserve">the system allows staff to triage each submission, record a response and mark it resolved; every action is captured in a tamper-evident audit log.</w:t>
       </w:r>
     </w:p>
     <w:p>
@@ -424,7 +424,7 @@
           <w:ilvl w:val="0"/>
           <w:numId w:val="2"/>
         </w:numPr>
-        <w:spacing w:after="80"/>
+        <w:spacing w:after="54"/>
       </w:pPr>
       <w:r>
         <w:rPr>
@@ -447,7 +447,7 @@
     </w:p>
     <w:p>
       <w:pPr>
-        <w:spacing w:after="150"/>
+        <w:spacing w:after="90"/>
       </w:pPr>
       <w:r>
         <w:rPr>
@@ -470,7 +470,7 @@
     </w:p>
     <w:p>
       <w:pPr>
-        <w:spacing w:after="150"/>
+        <w:spacing w:after="90"/>
       </w:pPr>
       <w:r>
         <w:rPr>
@@ -493,7 +493,7 @@
     </w:p>
     <w:p>
       <w:pPr>
-        <w:spacing w:after="150"/>
+        <w:spacing w:after="90"/>
       </w:pPr>
       <w:r>
         <w:rPr>
@@ -511,7 +511,7 @@
           <w:ilvl w:val="0"/>
           <w:numId w:val="3"/>
         </w:numPr>
-        <w:spacing w:after="80"/>
+        <w:spacing w:after="54"/>
       </w:pPr>
       <w:r>
         <w:rPr>
@@ -529,7 +529,7 @@
           <w:ilvl w:val="0"/>
           <w:numId w:val="3"/>
         </w:numPr>
-        <w:spacing w:after="80"/>
+        <w:spacing w:after="54"/>
       </w:pPr>
       <w:r>
         <w:rPr>
@@ -547,7 +547,7 @@
           <w:ilvl w:val="0"/>
           <w:numId w:val="3"/>
         </w:numPr>
-        <w:spacing w:after="80"/>
+        <w:spacing w:after="54"/>
       </w:pPr>
       <w:r>
         <w:rPr>
@@ -565,7 +565,7 @@
           <w:ilvl w:val="0"/>
           <w:numId w:val="3"/>
         </w:numPr>
-        <w:spacing w:after="80"/>
+        <w:spacing w:after="54"/>
       </w:pPr>
       <w:r>
         <w:rPr>
@@ -578,7 +578,7 @@
     </w:p>
     <w:p>
       <w:pPr>
-        <w:spacing w:after="150"/>
+        <w:spacing w:after="90"/>
       </w:pPr>
       <w:r>
         <w:rPr>
@@ -591,7 +591,7 @@
     </w:p>
     <w:p>
       <w:pPr>
-        <w:spacing w:before="360"/>
+        <w:spacing w:before="90"/>
       </w:pPr>
       <w:r>
         <w:rPr>
@@ -624,7 +624,7 @@
     </w:p>
     <w:p>
       <w:pPr>
-        <w:spacing w:before="260"/>
+        <w:spacing w:before="120"/>
       </w:pPr>
       <w:r>
         <w:rPr>
@@ -639,7 +639,7 @@
     </w:p>
     <w:sectPr>
       <w:pgSz w:w="12240" w:h="15840" w:orient="portrait"/>
-      <w:pgMar w:top="1200" w:right="1440" w:bottom="1100" w:left="1440" w:header="708" w:footer="708" w:gutter="0"/>
+      <w:pgMar w:top="1000" w:right="1440" w:bottom="700" w:left="1440" w:header="708" w:footer="708" w:gutter="0"/>
       <w:pgNumType/>
       <w:docGrid w:linePitch="360"/>
     </w:sectPr>
